--- a/Python_task/Array/ARRAYS.docx
+++ b/Python_task/Array/ARRAYS.docx
@@ -174,30 +174,14 @@
           <w:sz w:val="32"/>
           <w:szCs w:val="32"/>
         </w:rPr>
-        <w:t xml:space="preserve">It is an </w:t>
-      </w:r>
-      <w:proofErr w:type="spellStart"/>
-      <w:r>
-        <w:rPr>
-          <w:sz w:val="32"/>
-          <w:szCs w:val="32"/>
-        </w:rPr>
-        <w:t>iterab</w:t>
-      </w:r>
-      <w:r>
-        <w:rPr>
-          <w:sz w:val="32"/>
-          <w:szCs w:val="32"/>
-        </w:rPr>
-        <w:t>le</w:t>
-      </w:r>
-      <w:proofErr w:type="spellEnd"/>
-      <w:r>
-        <w:rPr>
-          <w:sz w:val="32"/>
-          <w:szCs w:val="32"/>
-        </w:rPr>
-        <w:t xml:space="preserve"> object</w:t>
+        <w:t>It is an iterab</w:t>
+      </w:r>
+      <w:r>
+        <w:rPr>
+          <w:sz w:val="32"/>
+          <w:szCs w:val="32"/>
+        </w:rPr>
+        <w:t>le object</w:t>
       </w:r>
     </w:p>
     <w:p>
@@ -257,15 +241,7 @@
           <w:sz w:val="32"/>
           <w:szCs w:val="32"/>
         </w:rPr>
-        <w:t xml:space="preserve">The memory is </w:t>
-      </w:r>
-      <w:proofErr w:type="gramStart"/>
-      <w:r>
-        <w:rPr>
-          <w:sz w:val="32"/>
-          <w:szCs w:val="32"/>
-        </w:rPr>
-        <w:t>dynami</w:t>
+        <w:t>The memory is dynami</w:t>
       </w:r>
       <w:r>
         <w:rPr>
@@ -279,15 +255,7 @@
           <w:sz w:val="32"/>
           <w:szCs w:val="32"/>
         </w:rPr>
-        <w:t>,</w:t>
-      </w:r>
-      <w:proofErr w:type="gramEnd"/>
-      <w:r>
-        <w:rPr>
-          <w:sz w:val="32"/>
-          <w:szCs w:val="32"/>
-        </w:rPr>
-        <w:t xml:space="preserve"> the size of the memory location can be shrink</w:t>
+        <w:t>, the size of the memory location can be shrink</w:t>
       </w:r>
       <w:r>
         <w:rPr>
@@ -337,7 +305,6 @@
         </w:rPr>
         <w:t xml:space="preserve">is </w:t>
       </w:r>
-      <w:proofErr w:type="gramStart"/>
       <w:r>
         <w:rPr>
           <w:sz w:val="32"/>
@@ -345,7 +312,6 @@
         </w:rPr>
         <w:t>represent</w:t>
       </w:r>
-      <w:proofErr w:type="gramEnd"/>
       <w:r>
         <w:rPr>
           <w:sz w:val="32"/>
@@ -353,7 +319,6 @@
         </w:rPr>
         <w:sym w:font="Wingdings" w:char="F0E8"/>
       </w:r>
-      <w:proofErr w:type="gramStart"/>
       <w:r>
         <w:rPr>
           <w:sz w:val="32"/>
@@ -361,7 +326,6 @@
         </w:rPr>
         <w:t>’[</w:t>
       </w:r>
-      <w:proofErr w:type="gramEnd"/>
       <w:r>
         <w:rPr>
           <w:sz w:val="32"/>
@@ -381,33 +345,8 @@
           <w:sz w:val="32"/>
           <w:szCs w:val="32"/>
         </w:rPr>
-        <w:t xml:space="preserve">d </w:t>
-      </w:r>
-      <w:proofErr w:type="spellStart"/>
-      <w:r>
-        <w:rPr>
-          <w:sz w:val="32"/>
-          <w:szCs w:val="32"/>
-        </w:rPr>
-        <w:t>ny</w:t>
-      </w:r>
-      <w:proofErr w:type="spellEnd"/>
-      <w:r>
-        <w:rPr>
-          <w:sz w:val="32"/>
-          <w:szCs w:val="32"/>
-        </w:rPr>
-        <w:t xml:space="preserve"> using </w:t>
-      </w:r>
-      <w:proofErr w:type="spellStart"/>
-      <w:r>
-        <w:rPr>
-          <w:sz w:val="32"/>
-          <w:szCs w:val="32"/>
-        </w:rPr>
-        <w:t>arr_refrence_var_name</w:t>
-      </w:r>
-      <w:proofErr w:type="spellEnd"/>
+        <w:t>d ny using arr_refrence_var_name</w:t>
+      </w:r>
     </w:p>
     <w:p>
       <w:pPr>
@@ -426,23 +365,7 @@
           <w:sz w:val="32"/>
           <w:szCs w:val="32"/>
         </w:rPr>
-        <w:t xml:space="preserve">The array memory is allocated in heap which is </w:t>
-      </w:r>
-      <w:proofErr w:type="spellStart"/>
-      <w:r>
-        <w:rPr>
-          <w:sz w:val="32"/>
-          <w:szCs w:val="32"/>
-        </w:rPr>
-        <w:t>assigned+assigned</w:t>
-      </w:r>
-      <w:proofErr w:type="spellEnd"/>
-      <w:r>
-        <w:rPr>
-          <w:sz w:val="32"/>
-          <w:szCs w:val="32"/>
-        </w:rPr>
-        <w:t xml:space="preserve"> by PVM</w:t>
+        <w:t>The array memory is allocated in heap which is assigned+assigned by PVM</w:t>
       </w:r>
     </w:p>
     <w:p>
@@ -462,39 +385,7 @@
           <w:sz w:val="32"/>
           <w:szCs w:val="32"/>
         </w:rPr>
-        <w:t xml:space="preserve">It can hold the multiple individual </w:t>
-      </w:r>
-      <w:proofErr w:type="spellStart"/>
-      <w:r>
-        <w:rPr>
-          <w:sz w:val="32"/>
-          <w:szCs w:val="32"/>
-        </w:rPr>
-        <w:t>ele’s</w:t>
-      </w:r>
-      <w:proofErr w:type="spellEnd"/>
-      <w:r>
-        <w:rPr>
-          <w:sz w:val="32"/>
-          <w:szCs w:val="32"/>
-        </w:rPr>
-        <w:t xml:space="preserve"> into the same shared memory location, to access those individual </w:t>
-      </w:r>
-      <w:proofErr w:type="spellStart"/>
-      <w:r>
-        <w:rPr>
-          <w:sz w:val="32"/>
-          <w:szCs w:val="32"/>
-        </w:rPr>
-        <w:t>ele</w:t>
-      </w:r>
-      <w:proofErr w:type="spellEnd"/>
-      <w:r>
-        <w:rPr>
-          <w:sz w:val="32"/>
-          <w:szCs w:val="32"/>
-        </w:rPr>
-        <w:t xml:space="preserve"> we can use </w:t>
+        <w:t xml:space="preserve">It can hold the multiple individual ele’s into the same shared memory location, to access those individual ele we can use </w:t>
       </w:r>
       <w:r>
         <w:rPr>
@@ -503,7 +394,6 @@
         </w:rPr>
         <w:sym w:font="Wingdings" w:char="F0E0"/>
       </w:r>
-      <w:proofErr w:type="spellStart"/>
       <w:r>
         <w:rPr>
           <w:sz w:val="32"/>
@@ -525,7 +415,6 @@
         </w:rPr>
         <w:t>var_name</w:t>
       </w:r>
-      <w:proofErr w:type="spellEnd"/>
       <w:r>
         <w:rPr>
           <w:sz w:val="32"/>
@@ -661,39 +550,7 @@
           <w:sz w:val="32"/>
           <w:szCs w:val="32"/>
         </w:rPr>
-        <w:t>“</w:t>
-      </w:r>
-      <w:proofErr w:type="spellStart"/>
-      <w:r>
-        <w:rPr>
-          <w:sz w:val="32"/>
-          <w:szCs w:val="32"/>
-        </w:rPr>
-        <w:t>len</w:t>
-      </w:r>
-      <w:proofErr w:type="spellEnd"/>
-      <w:r>
-        <w:rPr>
-          <w:sz w:val="32"/>
-          <w:szCs w:val="32"/>
-        </w:rPr>
-        <w:t>(</w:t>
-      </w:r>
-      <w:proofErr w:type="spellStart"/>
-      <w:r>
-        <w:rPr>
-          <w:sz w:val="32"/>
-          <w:szCs w:val="32"/>
-        </w:rPr>
-        <w:t>arr_name</w:t>
-      </w:r>
-      <w:proofErr w:type="spellEnd"/>
-      <w:r>
-        <w:rPr>
-          <w:sz w:val="32"/>
-          <w:szCs w:val="32"/>
-        </w:rPr>
-        <w:t>)-1”</w:t>
+        <w:t>“len(arr_name)-1”</w:t>
       </w:r>
     </w:p>
     <w:p>
@@ -721,25 +578,8 @@
           <w:szCs w:val="32"/>
         </w:rPr>
         <w:tab/>
-      </w:r>
-      <w:proofErr w:type="spellStart"/>
-      <w:r>
-        <w:rPr>
-          <w:sz w:val="32"/>
-          <w:szCs w:val="32"/>
-        </w:rPr>
-        <w:t>arr</w:t>
-      </w:r>
-      <w:proofErr w:type="spellEnd"/>
-      <w:proofErr w:type="gramStart"/>
-      <w:r>
-        <w:rPr>
-          <w:sz w:val="32"/>
-          <w:szCs w:val="32"/>
-        </w:rPr>
-        <w:t>=[</w:t>
-      </w:r>
-      <w:proofErr w:type="gramEnd"/>
+        <w:t>arr=[</w:t>
+      </w:r>
       <w:r>
         <w:rPr>
           <w:sz w:val="32"/>
@@ -780,30 +620,12 @@
           <w:szCs w:val="32"/>
         </w:rPr>
       </w:pPr>
-      <w:proofErr w:type="spellStart"/>
-      <w:proofErr w:type="gramStart"/>
-      <w:r>
-        <w:rPr>
-          <w:sz w:val="32"/>
-          <w:szCs w:val="32"/>
-        </w:rPr>
-        <w:t>Negindex</w:t>
-      </w:r>
-      <w:proofErr w:type="spellEnd"/>
-      <w:r>
-        <w:rPr>
-          <w:sz w:val="32"/>
-          <w:szCs w:val="32"/>
-        </w:rPr>
-        <w:t>:-</w:t>
-      </w:r>
-      <w:proofErr w:type="gramEnd"/>
-      <w:r>
-        <w:rPr>
-          <w:sz w:val="32"/>
-          <w:szCs w:val="32"/>
-        </w:rPr>
-        <w:t>5   -4   -3    -2    -1</w:t>
+      <w:r>
+        <w:rPr>
+          <w:sz w:val="32"/>
+          <w:szCs w:val="32"/>
+        </w:rPr>
+        <w:t>Negindex:-5   -4   -3    -2    -1</w:t>
       </w:r>
     </w:p>
     <w:p>
@@ -866,62 +688,14 @@
           <w:sz w:val="32"/>
           <w:szCs w:val="32"/>
         </w:rPr>
-        <w:t xml:space="preserve">It is pre-defined function that returns the count of number of </w:t>
-      </w:r>
-      <w:proofErr w:type="spellStart"/>
-      <w:r>
-        <w:rPr>
-          <w:sz w:val="32"/>
-          <w:szCs w:val="32"/>
-        </w:rPr>
-        <w:t>indivi</w:t>
-      </w:r>
-      <w:r>
-        <w:rPr>
-          <w:sz w:val="32"/>
-          <w:szCs w:val="32"/>
-        </w:rPr>
-        <w:t>didual</w:t>
-      </w:r>
-      <w:proofErr w:type="spellEnd"/>
-      <w:r>
-        <w:rPr>
-          <w:sz w:val="32"/>
-          <w:szCs w:val="32"/>
-        </w:rPr>
-        <w:t xml:space="preserve"> </w:t>
-      </w:r>
-      <w:proofErr w:type="spellStart"/>
-      <w:r>
-        <w:rPr>
-          <w:sz w:val="32"/>
-          <w:szCs w:val="32"/>
-        </w:rPr>
-        <w:t>ele’s</w:t>
-      </w:r>
-      <w:proofErr w:type="spellEnd"/>
-      <w:r>
-        <w:rPr>
-          <w:sz w:val="32"/>
-          <w:szCs w:val="32"/>
-        </w:rPr>
-        <w:t xml:space="preserve"> present in a provided </w:t>
-      </w:r>
-      <w:proofErr w:type="spellStart"/>
-      <w:r>
-        <w:rPr>
-          <w:sz w:val="32"/>
-          <w:szCs w:val="32"/>
-        </w:rPr>
-        <w:t>iterable</w:t>
-      </w:r>
-      <w:proofErr w:type="spellEnd"/>
-      <w:r>
-        <w:rPr>
-          <w:sz w:val="32"/>
-          <w:szCs w:val="32"/>
-        </w:rPr>
-        <w:t xml:space="preserve"> object.</w:t>
+        <w:t>It is pre-defined function that returns the count of number of indivi</w:t>
+      </w:r>
+      <w:r>
+        <w:rPr>
+          <w:sz w:val="32"/>
+          <w:szCs w:val="32"/>
+        </w:rPr>
+        <w:t>didual ele’s present in a provided iterable object.</w:t>
       </w:r>
     </w:p>
     <w:p>
@@ -1022,32 +796,14 @@
           <w:sz w:val="32"/>
           <w:szCs w:val="32"/>
         </w:rPr>
-        <w:t xml:space="preserve"> it terminate the normal execution flow of the </w:t>
-      </w:r>
-      <w:proofErr w:type="spellStart"/>
-      <w:proofErr w:type="gramStart"/>
-      <w:r>
-        <w:rPr>
-          <w:sz w:val="32"/>
-          <w:szCs w:val="32"/>
-        </w:rPr>
-        <w:t>program</w:t>
-      </w:r>
-      <w:r>
-        <w:rPr>
-          <w:sz w:val="32"/>
-          <w:szCs w:val="32"/>
-        </w:rPr>
-        <w:t>.Therefore</w:t>
-      </w:r>
-      <w:proofErr w:type="spellEnd"/>
-      <w:proofErr w:type="gramEnd"/>
-      <w:r>
-        <w:rPr>
-          <w:sz w:val="32"/>
-          <w:szCs w:val="32"/>
-        </w:rPr>
-        <w:t xml:space="preserve"> to handle the exception object that created when an unexpected event </w:t>
+        <w:t xml:space="preserve"> it terminate the normal execution flow of the program</w:t>
+      </w:r>
+      <w:r>
+        <w:rPr>
+          <w:sz w:val="32"/>
+          <w:szCs w:val="32"/>
+        </w:rPr>
+        <w:t xml:space="preserve">.Therefore to handle the exception object that created when an unexpected event </w:t>
       </w:r>
       <w:r>
         <w:rPr>
@@ -1302,6 +1058,7 @@
       </w:pPr>
       <w:r>
         <w:rPr>
+          <w:noProof/>
           <w:sz w:val="32"/>
           <w:szCs w:val="32"/>
         </w:rPr>
@@ -1350,6 +1107,7 @@
       </w:r>
       <w:r>
         <w:rPr>
+          <w:noProof/>
           <w:sz w:val="32"/>
           <w:szCs w:val="32"/>
         </w:rPr>
@@ -1390,6 +1148,240 @@
         </w:drawing>
       </w:r>
     </w:p>
+    <w:p>
+      <w:pPr>
+        <w:rPr>
+          <w:sz w:val="32"/>
+          <w:szCs w:val="32"/>
+        </w:rPr>
+      </w:pPr>
+      <w:r>
+        <w:rPr>
+          <w:sz w:val="32"/>
+          <w:szCs w:val="32"/>
+        </w:rPr>
+        <w:t>WAP to cre</w:t>
+      </w:r>
+      <w:r>
+        <w:rPr>
+          <w:sz w:val="32"/>
+          <w:szCs w:val="32"/>
+        </w:rPr>
+        <w:t>te a dynamis string array</w:t>
+      </w:r>
+    </w:p>
+    <w:p>
+      <w:pPr>
+        <w:rPr>
+          <w:sz w:val="32"/>
+          <w:szCs w:val="32"/>
+        </w:rPr>
+      </w:pPr>
+      <w:r>
+        <w:rPr>
+          <w:sz w:val="32"/>
+          <w:szCs w:val="32"/>
+        </w:rPr>
+        <w:t>WAP to check weather the give target is available in array or not</w:t>
+      </w:r>
+    </w:p>
+    <w:p>
+      <w:pPr>
+        <w:pStyle w:val="ListParagraph"/>
+        <w:numPr>
+          <w:ilvl w:val="0"/>
+          <w:numId w:val="4"/>
+        </w:numPr>
+        <w:rPr>
+          <w:sz w:val="32"/>
+          <w:szCs w:val="32"/>
+        </w:rPr>
+      </w:pPr>
+      <w:r>
+        <w:rPr>
+          <w:sz w:val="32"/>
+          <w:szCs w:val="32"/>
+        </w:rPr>
+        <w:lastRenderedPageBreak/>
+        <w:t xml:space="preserve">Retutn Boolean </w:t>
+      </w:r>
+    </w:p>
+    <w:p>
+      <w:pPr>
+        <w:pStyle w:val="ListParagraph"/>
+        <w:numPr>
+          <w:ilvl w:val="0"/>
+          <w:numId w:val="4"/>
+        </w:numPr>
+        <w:rPr>
+          <w:sz w:val="32"/>
+          <w:szCs w:val="32"/>
+        </w:rPr>
+      </w:pPr>
+      <w:r>
+        <w:rPr>
+          <w:sz w:val="32"/>
+          <w:szCs w:val="32"/>
+        </w:rPr>
+        <w:t>return the index at which the elememt was found</w:t>
+      </w:r>
+    </w:p>
+    <w:p>
+      <w:pPr>
+        <w:rPr>
+          <w:sz w:val="32"/>
+          <w:szCs w:val="32"/>
+        </w:rPr>
+      </w:pPr>
+      <w:r>
+        <w:rPr>
+          <w:sz w:val="32"/>
+          <w:szCs w:val="32"/>
+        </w:rPr>
+        <w:t xml:space="preserve">WAP to </w:t>
+      </w:r>
+      <w:r>
+        <w:rPr>
+          <w:sz w:val="32"/>
+          <w:szCs w:val="32"/>
+        </w:rPr>
+        <w:t>implement linear search</w:t>
+      </w:r>
+    </w:p>
+    <w:p>
+      <w:pPr>
+        <w:rPr>
+          <w:sz w:val="32"/>
+          <w:szCs w:val="32"/>
+        </w:rPr>
+      </w:pPr>
+      <w:r>
+        <w:rPr>
+          <w:sz w:val="32"/>
+          <w:szCs w:val="32"/>
+        </w:rPr>
+        <w:t>WAP to return index at which the target was found</w:t>
+      </w:r>
+      <w:r>
+        <w:rPr>
+          <w:sz w:val="32"/>
+          <w:szCs w:val="32"/>
+        </w:rPr>
+        <w:t xml:space="preserve"> for the first /first occurance of the target element</w:t>
+      </w:r>
+    </w:p>
+    <w:p>
+      <w:pPr>
+        <w:rPr>
+          <w:sz w:val="32"/>
+          <w:szCs w:val="32"/>
+        </w:rPr>
+      </w:pPr>
+    </w:p>
+    <w:p>
+      <w:pPr>
+        <w:rPr>
+          <w:sz w:val="32"/>
+          <w:szCs w:val="32"/>
+        </w:rPr>
+      </w:pPr>
+      <w:r>
+        <w:rPr>
+          <w:sz w:val="32"/>
+          <w:szCs w:val="32"/>
+        </w:rPr>
+        <w:t xml:space="preserve">WAP to return the last index the target elememt was </w:t>
+      </w:r>
+      <w:r>
+        <w:rPr>
+          <w:sz w:val="32"/>
+          <w:szCs w:val="32"/>
+        </w:rPr>
+        <w:t>found last occurance of the target element</w:t>
+      </w:r>
+    </w:p>
+    <w:p>
+      <w:pPr>
+        <w:rPr>
+          <w:sz w:val="32"/>
+          <w:szCs w:val="32"/>
+        </w:rPr>
+      </w:pPr>
+      <w:r>
+        <w:rPr>
+          <w:sz w:val="32"/>
+          <w:szCs w:val="32"/>
+        </w:rPr>
+        <w:t xml:space="preserve">WAP </w:t>
+      </w:r>
+      <w:r>
+        <w:rPr>
+          <w:sz w:val="32"/>
+          <w:szCs w:val="32"/>
+        </w:rPr>
+        <w:t>t</w:t>
+      </w:r>
+      <w:r>
+        <w:rPr>
+          <w:sz w:val="32"/>
+          <w:szCs w:val="32"/>
+        </w:rPr>
+        <w:t>o return the first and the last occurance of the target element</w:t>
+      </w:r>
+    </w:p>
+    <w:p>
+      <w:pPr>
+        <w:rPr>
+          <w:sz w:val="32"/>
+          <w:szCs w:val="32"/>
+        </w:rPr>
+      </w:pPr>
+      <w:r>
+        <w:rPr>
+          <w:sz w:val="32"/>
+          <w:szCs w:val="32"/>
+        </w:rPr>
+        <w:t>Eg:  arr[1,2,4,1,6,4,7,</w:t>
+      </w:r>
+      <w:r>
+        <w:rPr>
+          <w:sz w:val="32"/>
+          <w:szCs w:val="32"/>
+        </w:rPr>
+        <w:t>1,6,2,</w:t>
+      </w:r>
+      <w:r>
+        <w:rPr>
+          <w:sz w:val="32"/>
+          <w:szCs w:val="32"/>
+        </w:rPr>
+        <w:t>1]  tar=10</w:t>
+      </w:r>
+    </w:p>
+    <w:p>
+      <w:pPr>
+        <w:rPr>
+          <w:sz w:val="32"/>
+          <w:szCs w:val="32"/>
+        </w:rPr>
+      </w:pPr>
+      <w:r>
+        <w:rPr>
+          <w:sz w:val="32"/>
+          <w:szCs w:val="32"/>
+        </w:rPr>
+        <w:tab/>
+        <w:t>o/p:[-1,-1]</w:t>
+      </w:r>
+    </w:p>
+    <w:p>
+      <w:pPr>
+        <w:rPr>
+          <w:sz w:val="32"/>
+          <w:szCs w:val="32"/>
+        </w:rPr>
+      </w:pPr>
+    </w:p>
     <w:sectPr>
       <w:pgSz w:w="11906" w:h="16838"/>
       <w:pgMar w:top="1440" w:right="1440" w:bottom="1440" w:left="1440" w:header="708" w:footer="708" w:gutter="0"/>
@@ -1403,6 +1395,119 @@
 <file path=word/numbering.xml><?xml version="1.0" encoding="utf-8"?>
 <w:numbering xmlns:wpc="http://schemas.microsoft.com/office/word/2010/wordprocessingCanvas" xmlns:cx="http://schemas.microsoft.com/office/drawing/2014/chartex" xmlns:cx1="http://schemas.microsoft.com/office/drawing/2015/9/8/chartex" xmlns:cx2="http://schemas.microsoft.com/office/drawing/2015/10/21/chartex" xmlns:cx3="http://schemas.microsoft.com/office/drawing/2016/5/9/chartex" xmlns:cx4="http://schemas.microsoft.com/office/drawing/2016/5/10/chartex" xmlns:cx5="http://schemas.microsoft.com/office/drawing/2016/5/11/chartex" xmlns:cx6="http://schemas.microsoft.com/office/drawing/2016/5/12/chartex" xmlns:cx7="http://schemas.microsoft.com/office/drawing/2016/5/13/chartex" xmlns:cx8="http://schemas.microsoft.com/office/drawing/2016/5/14/chartex" xmlns:mc="http://schemas.openxmlformats.org/markup-compatibility/2006" xmlns:aink="http://schemas.microsoft.com/office/drawing/2016/ink" xmlns:am3d="http://schemas.microsoft.com/office/drawing/2017/model3d" xmlns:o="urn:schemas-microsoft-com:office:office" xmlns:oel="http://schemas.microsoft.com/office/2019/extlst" xmlns:r="http://schemas.openxmlformats.org/officeDocument/2006/relationships" xmlns:m="http://schemas.openxmlformats.org/officeDocument/2006/math" xmlns:v="urn:schemas-microsoft-com:vml" xmlns:wp14="http://schemas.microsoft.com/office/word/2010/wordprocessingDrawing" xmlns:wp="http://schemas.openxmlformats.org/drawingml/2006/wordprocessingDrawing" xmlns:w10="urn:schemas-microsoft-com:office:word" xmlns:w="http://schemas.openxmlformats.org/wordprocessingml/2006/main" xmlns:w14="http://schemas.microsoft.com/office/word/2010/wordml" xmlns:w15="http://schemas.microsoft.com/office/word/2012/wordml" xmlns:w16cex="http://schemas.microsoft.com/office/word/2018/wordml/cex" xmlns:w16cid="http://schemas.microsoft.com/office/word/2016/wordml/cid" xmlns:w16="http://schemas.microsoft.com/office/word/2018/wordml" xmlns:w16du="http://schemas.microsoft.com/office/word/2023/wordml/word16du" xmlns:w16sdtdh="http://schemas.microsoft.com/office/word/2020/wordml/sdtdatahash" xmlns:w16sdtfl="http://schemas.microsoft.com/office/word/2024/wordml/sdtformatlock" xmlns:w16se="http://schemas.microsoft.com/office/word/2015/wordml/symex" xmlns:wpg="http://schemas.microsoft.com/office/word/2010/wordprocessingGroup" xmlns:wpi="http://schemas.microsoft.com/office/word/2010/wordprocessingInk" xmlns:wne="http://schemas.microsoft.com/office/word/2006/wordml" xmlns:wps="http://schemas.microsoft.com/office/word/2010/wordprocessingShape" mc:Ignorable="w14 w15 w16se w16cid w16 w16cex w16sdtdh w16sdtfl w16du wp14">
   <w:abstractNum w:abstractNumId="0" w15:restartNumberingAfterBreak="0">
+    <w:nsid w:val="571A3BFD"/>
+    <w:multiLevelType w:val="hybridMultilevel"/>
+    <w:tmpl w:val="2584A0C6"/>
+    <w:lvl w:ilvl="0" w:tplc="40090003">
+      <w:start w:val="1"/>
+      <w:numFmt w:val="bullet"/>
+      <w:lvlText w:val="o"/>
+      <w:lvlJc w:val="left"/>
+      <w:pPr>
+        <w:ind w:left="1777" w:hanging="360"/>
+      </w:pPr>
+      <w:rPr>
+        <w:rFonts w:ascii="Courier New" w:hAnsi="Courier New" w:cs="Courier New" w:hint="default"/>
+      </w:rPr>
+    </w:lvl>
+    <w:lvl w:ilvl="1" w:tplc="40090003" w:tentative="1">
+      <w:start w:val="1"/>
+      <w:numFmt w:val="bullet"/>
+      <w:lvlText w:val="o"/>
+      <w:lvlJc w:val="left"/>
+      <w:pPr>
+        <w:ind w:left="2497" w:hanging="360"/>
+      </w:pPr>
+      <w:rPr>
+        <w:rFonts w:ascii="Courier New" w:hAnsi="Courier New" w:cs="Courier New" w:hint="default"/>
+      </w:rPr>
+    </w:lvl>
+    <w:lvl w:ilvl="2" w:tplc="40090005" w:tentative="1">
+      <w:start w:val="1"/>
+      <w:numFmt w:val="bullet"/>
+      <w:lvlText w:val=""/>
+      <w:lvlJc w:val="left"/>
+      <w:pPr>
+        <w:ind w:left="3217" w:hanging="360"/>
+      </w:pPr>
+      <w:rPr>
+        <w:rFonts w:ascii="Wingdings" w:hAnsi="Wingdings" w:hint="default"/>
+      </w:rPr>
+    </w:lvl>
+    <w:lvl w:ilvl="3" w:tplc="40090001" w:tentative="1">
+      <w:start w:val="1"/>
+      <w:numFmt w:val="bullet"/>
+      <w:lvlText w:val=""/>
+      <w:lvlJc w:val="left"/>
+      <w:pPr>
+        <w:ind w:left="3937" w:hanging="360"/>
+      </w:pPr>
+      <w:rPr>
+        <w:rFonts w:ascii="Symbol" w:hAnsi="Symbol" w:hint="default"/>
+      </w:rPr>
+    </w:lvl>
+    <w:lvl w:ilvl="4" w:tplc="40090003" w:tentative="1">
+      <w:start w:val="1"/>
+      <w:numFmt w:val="bullet"/>
+      <w:lvlText w:val="o"/>
+      <w:lvlJc w:val="left"/>
+      <w:pPr>
+        <w:ind w:left="4657" w:hanging="360"/>
+      </w:pPr>
+      <w:rPr>
+        <w:rFonts w:ascii="Courier New" w:hAnsi="Courier New" w:cs="Courier New" w:hint="default"/>
+      </w:rPr>
+    </w:lvl>
+    <w:lvl w:ilvl="5" w:tplc="40090005" w:tentative="1">
+      <w:start w:val="1"/>
+      <w:numFmt w:val="bullet"/>
+      <w:lvlText w:val=""/>
+      <w:lvlJc w:val="left"/>
+      <w:pPr>
+        <w:ind w:left="5377" w:hanging="360"/>
+      </w:pPr>
+      <w:rPr>
+        <w:rFonts w:ascii="Wingdings" w:hAnsi="Wingdings" w:hint="default"/>
+      </w:rPr>
+    </w:lvl>
+    <w:lvl w:ilvl="6" w:tplc="40090001" w:tentative="1">
+      <w:start w:val="1"/>
+      <w:numFmt w:val="bullet"/>
+      <w:lvlText w:val=""/>
+      <w:lvlJc w:val="left"/>
+      <w:pPr>
+        <w:ind w:left="6097" w:hanging="360"/>
+      </w:pPr>
+      <w:rPr>
+        <w:rFonts w:ascii="Symbol" w:hAnsi="Symbol" w:hint="default"/>
+      </w:rPr>
+    </w:lvl>
+    <w:lvl w:ilvl="7" w:tplc="40090003" w:tentative="1">
+      <w:start w:val="1"/>
+      <w:numFmt w:val="bullet"/>
+      <w:lvlText w:val="o"/>
+      <w:lvlJc w:val="left"/>
+      <w:pPr>
+        <w:ind w:left="6817" w:hanging="360"/>
+      </w:pPr>
+      <w:rPr>
+        <w:rFonts w:ascii="Courier New" w:hAnsi="Courier New" w:cs="Courier New" w:hint="default"/>
+      </w:rPr>
+    </w:lvl>
+    <w:lvl w:ilvl="8" w:tplc="40090005" w:tentative="1">
+      <w:start w:val="1"/>
+      <w:numFmt w:val="bullet"/>
+      <w:lvlText w:val=""/>
+      <w:lvlJc w:val="left"/>
+      <w:pPr>
+        <w:ind w:left="7537" w:hanging="360"/>
+      </w:pPr>
+      <w:rPr>
+        <w:rFonts w:ascii="Wingdings" w:hAnsi="Wingdings" w:hint="default"/>
+      </w:rPr>
+    </w:lvl>
+  </w:abstractNum>
+  <w:abstractNum w:abstractNumId="1" w15:restartNumberingAfterBreak="0">
     <w:nsid w:val="5E9C45A2"/>
     <w:multiLevelType w:val="hybridMultilevel"/>
     <w:tmpl w:val="4EE65508"/>
@@ -1515,7 +1620,7 @@
       </w:rPr>
     </w:lvl>
   </w:abstractNum>
-  <w:abstractNum w:abstractNumId="1" w15:restartNumberingAfterBreak="0">
+  <w:abstractNum w:abstractNumId="2" w15:restartNumberingAfterBreak="0">
     <w:nsid w:val="6DA22315"/>
     <w:multiLevelType w:val="hybridMultilevel"/>
     <w:tmpl w:val="2E445ECA"/>
@@ -1628,7 +1733,7 @@
       </w:rPr>
     </w:lvl>
   </w:abstractNum>
-  <w:abstractNum w:abstractNumId="2" w15:restartNumberingAfterBreak="0">
+  <w:abstractNum w:abstractNumId="3" w15:restartNumberingAfterBreak="0">
     <w:nsid w:val="6E4F0A4B"/>
     <w:multiLevelType w:val="hybridMultilevel"/>
     <w:tmpl w:val="0A746F44"/>
@@ -1742,13 +1847,16 @@
     </w:lvl>
   </w:abstractNum>
   <w:num w:numId="1" w16cid:durableId="817841128">
-    <w:abstractNumId w:val="0"/>
+    <w:abstractNumId w:val="1"/>
   </w:num>
   <w:num w:numId="2" w16cid:durableId="411708147">
-    <w:abstractNumId w:val="1"/>
+    <w:abstractNumId w:val="2"/>
   </w:num>
   <w:num w:numId="3" w16cid:durableId="456146837">
-    <w:abstractNumId w:val="2"/>
+    <w:abstractNumId w:val="3"/>
+  </w:num>
+  <w:num w:numId="4" w16cid:durableId="1398934570">
+    <w:abstractNumId w:val="0"/>
   </w:num>
 </w:numbering>
 </file>
